--- a/L51_P1_Do_Now.docx
+++ b/L51_P1_Do_Now.docx
@@ -263,7 +263,7 @@
         <w:t>EXPLORE &amp; REASON</w:t>
         <w:br/>
         <w:br/>
-        <w:t>The graph shows y = x^2.</w:t>
+        <w:t>The graph shows y = x².</w:t>
         <w:br/>
         <w:br/>
         <w:t>[GRAPH / TIKZ figure]</w:t>
@@ -295,21 +295,21 @@
         <w:t>B. Communicate Precisely Write a precise set of instructions that show how to find an approximate value of √(13) using the graph.</w:t>
         <w:br/>
         <w:br/>
-        <w:t>C. Draw a graph of y = x^3. Use the graph to approximate each value.</w:t>
+        <w:t>C. Draw a graph of y = x³. Use the graph to approximate each value.</w:t>
         <w:br/>
         <w:t>\begin{enumerate}</w:t>
         <w:br/>
-        <w:t xml:space="preserve"> \item[(a)] \sqrt[3]{5}</w:t>
+        <w:t xml:space="preserve"> \item[(a)] ³√(5)</w:t>
         <w:br/>
-        <w:t xml:space="preserve"> \item[(b)] \sqrt[3]{-5}</w:t>
+        <w:t xml:space="preserve"> \item[(b)] ³√(-5)</w:t>
         <w:br/>
-        <w:t xml:space="preserve"> \item[(c)] \sqrt[3]{8}</w:t>
+        <w:t xml:space="preserve"> \item[(c)] ³√(8)</w:t>
         <w:br/>
-        <w:t xml:space="preserve"> \item[(d)] A solution to x^3 = 5</w:t>
+        <w:t xml:space="preserve"> \item[(d)] A solution to x³ = 5</w:t>
         <w:br/>
-        <w:t xml:space="preserve"> \item[(e)] A solution to x^3 = -5</w:t>
+        <w:t xml:space="preserve"> \item[(e)] A solution to x³ = -5</w:t>
         <w:br/>
-        <w:t xml:space="preserve"> \item[(f)] A solution to x^3 = 8</w:t>
+        <w:t xml:space="preserve"> \item[(f)] A solution to x³ = 8</w:t>
         <w:br/>
         <w:t>\end{enumerate}</w:t>
       </w:r>
